--- a/lessons/3-4/readiness/practice.docx
+++ b/lessons/3-4/readiness/practice.docx
@@ -14,7 +14,7 @@
           <w:sz w:val="36"/>
           <w:szCs w:val="36"/>
         </w:rPr>
-        <w:t xml:space="preserve">Get Ready: Equivalent Ratios</w:t>
+        <w:t xml:space="preserve">Get Ready: Graph Ratio Tables</w:t>
       </w:r>
     </w:p>
     <w:p>
@@ -29,7 +29,7 @@
           <w:sz w:val="20"/>
           <w:szCs w:val="20"/>
         </w:rPr>
-        <w:t xml:space="preserve">Readiness practice for Lesson 3-4  ·  Builds toward 6.RP.3</w:t>
+        <w:t xml:space="preserve">Readiness practice for Lesson 3-3  ·  Builds toward 6.RP.3a</w:t>
       </w:r>
     </w:p>
     <w:p>
@@ -68,7 +68,7 @@
           <w:sz w:val="22"/>
           <w:szCs w:val="22"/>
         </w:rPr>
-        <w:t xml:space="preserve">Equivalent ratios are equal ratios, just like equivalent fractions. You make them by multiplying both numbers up — or by simplifying both down. Warm up scaling and simplifying fractions and this is the same move.</w:t>
+        <w:t xml:space="preserve">To graph a ratio table you turn each row into a point and plot it on a grid. That means reading a coordinate pair and counting over and up. Warm up plotting points and reading tables and the graph just appears.</w:t>
       </w:r>
     </w:p>
     <w:p>
@@ -81,7 +81,7 @@
           <w:sz w:val="20"/>
           <w:szCs w:val="20"/>
         </w:rPr>
-        <w:t xml:space="preserve">Skills you'll warm up: Equivalent fractions (scaling up)  ·  Simplifying fractions (dividing both by the same number)  ·  Multiplication &amp; division facts</w:t>
+        <w:t xml:space="preserve">Skills you'll warm up: Reading a coordinate (x, y)  ·  Counting over and up on a grid  ·  Reading a table row  ·  Skip counting</w:t>
       </w:r>
     </w:p>
     <w:p>
@@ -124,19 +124,19 @@
           <w:sz w:val="20"/>
           <w:szCs w:val="20"/>
         </w:rPr>
-        <w:t xml:space="preserve">Multiply both numbers by the same value.</w:t>
-      </w:r>
-    </w:p>
-    <w:p>
-      <w:pPr>
-        <w:spacing w:after="40" w:before="0"/>
-      </w:pPr>
-      <w:r>
-        <w:rPr>
-          <w:sz w:val="22"/>
-          <w:szCs w:val="22"/>
-        </w:rPr>
-        <w:t xml:space="preserve">1.  1:3 times 2. First number: 1 × 2 = ___?</w:t>
+        <w:t xml:space="preserve">Read one point at a time.</w:t>
+      </w:r>
+    </w:p>
+    <w:p>
+      <w:pPr>
+        <w:spacing w:after="40" w:before="0"/>
+      </w:pPr>
+      <w:r>
+        <w:rPr>
+          <w:sz w:val="22"/>
+          <w:szCs w:val="22"/>
+        </w:rPr>
+        <w:t xml:space="preserve">1.  In the point (5, 1), how far do you go RIGHT?</w:t>
       </w:r>
     </w:p>
     <w:p>
@@ -159,7 +159,7 @@
           <w:sz w:val="22"/>
           <w:szCs w:val="22"/>
         </w:rPr>
-        <w:t xml:space="preserve">2.  Second number: 3 × 2 = ___?</w:t>
+        <w:t xml:space="preserve">2.  In the point (5, 1), how far do you go UP?</w:t>
       </w:r>
     </w:p>
     <w:p>
@@ -182,7 +182,7 @@
           <w:sz w:val="22"/>
           <w:szCs w:val="22"/>
         </w:rPr>
-        <w:t xml:space="preserve">3.  So 1:3 = …?</w:t>
+        <w:t xml:space="preserve">3.  A row says x = 2, y = 3. The point is…?</w:t>
       </w:r>
     </w:p>
     <w:p>
@@ -195,7 +195,7 @@
           <w:sz w:val="20"/>
           <w:szCs w:val="20"/>
         </w:rPr>
-        <w:t xml:space="preserve">     choices: 2:3   /   2:6   /   3:6   /   1:6</w:t>
+        <w:t xml:space="preserve">     choices: (2, 3)   /   (3, 2)   /   (2, 2)   /   (5, 5)</w:t>
       </w:r>
     </w:p>
     <w:p>
@@ -235,19 +235,19 @@
           <w:sz w:val="20"/>
           <w:szCs w:val="20"/>
         </w:rPr>
-        <w:t xml:space="preserve">Simplify by dividing both numbers.</w:t>
-      </w:r>
-    </w:p>
-    <w:p>
-      <w:pPr>
-        <w:spacing w:after="40" w:before="0"/>
-      </w:pPr>
-      <w:r>
-        <w:rPr>
-          <w:sz w:val="22"/>
-          <w:szCs w:val="22"/>
-        </w:rPr>
-        <w:t xml:space="preserve">1.  Simplify 6:8 by dividing both by 2. First number: 6 ÷ 2 = ___?</w:t>
+        <w:t xml:space="preserve">Turn table rows into points.</w:t>
+      </w:r>
+    </w:p>
+    <w:p>
+      <w:pPr>
+        <w:spacing w:after="40" w:before="0"/>
+      </w:pPr>
+      <w:r>
+        <w:rPr>
+          <w:sz w:val="22"/>
+          <w:szCs w:val="22"/>
+        </w:rPr>
+        <w:t xml:space="preserve">1.  Row x = 3, y = 9. The UP value (y) is ___?</w:t>
       </w:r>
     </w:p>
     <w:p>
@@ -270,7 +270,20 @@
           <w:sz w:val="22"/>
           <w:szCs w:val="22"/>
         </w:rPr>
-        <w:t xml:space="preserve">2.  Second number: 8 ÷ 2 = ___?</w:t>
+        <w:t xml:space="preserve">2.  Which point goes RIGHT more than UP?</w:t>
+      </w:r>
+    </w:p>
+    <w:p>
+      <w:pPr>
+        <w:spacing w:after="40" w:before="0"/>
+      </w:pPr>
+      <w:r>
+        <w:rPr>
+          <w:color w:val="5E6E7E"/>
+          <w:sz w:val="20"/>
+          <w:szCs w:val="20"/>
+        </w:rPr>
+        <w:t xml:space="preserve">     choices: (2, 6)   /   (6, 2)   /   (3, 3)   /   (1, 4)</w:t>
       </w:r>
     </w:p>
     <w:p>
@@ -310,19 +323,19 @@
           <w:sz w:val="20"/>
           <w:szCs w:val="20"/>
         </w:rPr>
-        <w:t xml:space="preserve">Decide if two ratios are equal.</w:t>
-      </w:r>
-    </w:p>
-    <w:p>
-      <w:pPr>
-        <w:spacing w:after="40" w:before="0"/>
-      </w:pPr>
-      <w:r>
-        <w:rPr>
-          <w:sz w:val="22"/>
-          <w:szCs w:val="22"/>
-        </w:rPr>
-        <w:t xml:space="preserve">1.  Which ratio is equivalent to 3:4?</w:t>
+        <w:t xml:space="preserve">Warm up plotting a ratio.</w:t>
+      </w:r>
+    </w:p>
+    <w:p>
+      <w:pPr>
+        <w:spacing w:after="40" w:before="0"/>
+      </w:pPr>
+      <w:r>
+        <w:rPr>
+          <w:sz w:val="22"/>
+          <w:szCs w:val="22"/>
+        </w:rPr>
+        <w:t xml:space="preserve">1.  The ratio 1:2 makes the point for x = 3. If y is twice x, the point is…?</w:t>
       </w:r>
     </w:p>
     <w:p>
@@ -335,7 +348,7 @@
           <w:sz w:val="20"/>
           <w:szCs w:val="20"/>
         </w:rPr>
-        <w:t xml:space="preserve">     choices: 4:3   /   6:9   /   9:12   /   3:8</w:t>
+        <w:t xml:space="preserve">     choices: (3, 3)   /   (2, 3)   /   (3, 6)   /   (6, 3)</w:t>
       </w:r>
     </w:p>
     <w:p>
@@ -358,7 +371,7 @@
           <w:sz w:val="22"/>
           <w:szCs w:val="22"/>
         </w:rPr>
-        <w:t xml:space="preserve">2.  Fill in: 2:5 = 8:?. The first number times 4 gives 8, so 5 × 4 = ___?</w:t>
+        <w:t xml:space="preserve">2.  Points on a ratio line always start from the origin. What is the x-value of the origin?</w:t>
       </w:r>
     </w:p>
     <w:p>
@@ -396,7 +409,7 @@
           <w:sz w:val="22"/>
           <w:szCs w:val="22"/>
         </w:rPr>
-        <w:t xml:space="preserve">1.  Which ratio is equal to 2:3?</w:t>
+        <w:t xml:space="preserve">1.  A table row is x = 4, y = 5. What is the point?</w:t>
       </w:r>
     </w:p>
     <w:p>
@@ -409,7 +422,7 @@
           <w:sz w:val="20"/>
           <w:szCs w:val="20"/>
         </w:rPr>
-        <w:t xml:space="preserve">     choices: 3:2   /   4:6   /   2:6   /   5:6</w:t>
+        <w:t xml:space="preserve">     choices: (4, 5)   /   (5, 4)   /   (4, 4)   /   (9, 9)</w:t>
       </w:r>
     </w:p>
     <w:p>
@@ -432,7 +445,7 @@
           <w:sz w:val="22"/>
           <w:szCs w:val="22"/>
         </w:rPr>
-        <w:t xml:space="preserve">2.  Simplify 10:15 by dividing both by 5. The first number becomes 10 ÷ 5 = ___?</w:t>
+        <w:t xml:space="preserve">2.  To plot (3, 2) you go right 3 and up ___?</w:t>
       </w:r>
     </w:p>
     <w:p>
@@ -458,7 +471,7 @@
           <w:sz w:val="20"/>
           <w:szCs w:val="20"/>
         </w:rPr>
-        <w:t xml:space="preserve">When you've finished, open Lesson 3-4 and dive in!</w:t>
+        <w:t xml:space="preserve">When you've finished, open Lesson 3-3 and dive in!</w:t>
       </w:r>
     </w:p>
     <w:p>
@@ -505,7 +518,7 @@
           <w:sz w:val="20"/>
           <w:szCs w:val="20"/>
         </w:rPr>
-        <w:t xml:space="preserve">1. 2</w:t>
+        <w:t xml:space="preserve">1. 5</w:t>
       </w:r>
     </w:p>
     <w:p>
@@ -517,7 +530,7 @@
           <w:sz w:val="20"/>
           <w:szCs w:val="20"/>
         </w:rPr>
-        <w:t xml:space="preserve">2. 6</w:t>
+        <w:t xml:space="preserve">2. 1</w:t>
       </w:r>
     </w:p>
     <w:p>
@@ -529,7 +542,7 @@
           <w:sz w:val="20"/>
           <w:szCs w:val="20"/>
         </w:rPr>
-        <w:t xml:space="preserve">3. 2:6</w:t>
+        <w:t xml:space="preserve">3. (2, 3)</w:t>
       </w:r>
     </w:p>
     <w:p>
@@ -556,7 +569,7 @@
           <w:sz w:val="20"/>
           <w:szCs w:val="20"/>
         </w:rPr>
-        <w:t xml:space="preserve">1. 3</w:t>
+        <w:t xml:space="preserve">1. 9</w:t>
       </w:r>
     </w:p>
     <w:p>
@@ -568,7 +581,7 @@
           <w:sz w:val="20"/>
           <w:szCs w:val="20"/>
         </w:rPr>
-        <w:t xml:space="preserve">2. 4</w:t>
+        <w:t xml:space="preserve">2. (6, 2)</w:t>
       </w:r>
     </w:p>
     <w:p>
@@ -595,7 +608,7 @@
           <w:sz w:val="20"/>
           <w:szCs w:val="20"/>
         </w:rPr>
-        <w:t xml:space="preserve">1. 9:12</w:t>
+        <w:t xml:space="preserve">1. (3, 6)</w:t>
       </w:r>
     </w:p>
     <w:p>
@@ -607,7 +620,7 @@
           <w:sz w:val="20"/>
           <w:szCs w:val="20"/>
         </w:rPr>
-        <w:t xml:space="preserve">2. 20</w:t>
+        <w:t xml:space="preserve">2. 0</w:t>
       </w:r>
     </w:p>
     <w:p>
@@ -634,7 +647,7 @@
           <w:sz w:val="20"/>
           <w:szCs w:val="20"/>
         </w:rPr>
-        <w:t xml:space="preserve">1. 4:6</w:t>
+        <w:t xml:space="preserve">1. (4, 5)</w:t>
       </w:r>
     </w:p>
     <w:p>
